--- a/docs/项目概况与答辩准备.docx
+++ b/docs/项目概况与答辩准备.docx
@@ -389,12 +389,13 @@
             <w:tcW w:type="dxa" w:w="2880"/>
           </w:tcPr>
           <w:p>
-            <w:r/>
+            <w:r>
+              <w:t>以管理平台脚手架为骨架改造，jakarta 体系</w:t>
+            </w:r>
             <w:r>
               <w:rPr>
                 <w:rFonts w:ascii="Times New Roman" w:hAnsi="Times New Roman" w:eastAsia="宋体"/>
               </w:rPr>
-              <w:t>以 3+3 脚手架融合管理平台为骨架改造，jakarta 体系</w:t>
             </w:r>
           </w:p>
         </w:tc>

--- a/docs/项目概况与答辩准备.docx
+++ b/docs/项目概况与答辩准备.docx
@@ -3122,6 +3122,2258 @@
         <w:t>被问失败与不足：如实说明未登录限流、缓存击穿保护、并发压测与阶段 C 尚未完成，并给出计划。</w:t>
       </w:r>
     </w:p>
+    <w:p>
+      <w:pPr>
+        <w:spacing w:before="280"/>
+      </w:pPr>
+      <w:r>
+        <w:rPr>
+          <w:rFonts w:ascii="Times New Roman" w:hAnsi="Times New Roman" w:eastAsia="黑体"/>
+          <w:b/>
+          <w:sz w:val="32"/>
+        </w:rPr>
+        <w:t>第十章　代码仓结构与实现清单</w:t>
+      </w:r>
+    </w:p>
+    <w:p>
+      <w:pPr>
+        <w:spacing w:before="160"/>
+      </w:pPr>
+      <w:r>
+        <w:rPr>
+          <w:rFonts w:ascii="Times New Roman" w:hAnsi="Times New Roman" w:eastAsia="宋体"/>
+          <w:b/>
+          <w:sz w:val="26"/>
+        </w:rPr>
+        <w:t>10.1 分层与目录</w:t>
+      </w:r>
+    </w:p>
+    <w:tbl>
+      <w:tblPr>
+        <w:tblStyle w:val="TableGrid"/>
+        <w:tblW w:type="auto" w:w="0"/>
+        <w:tblLook w:firstColumn="1" w:firstRow="1" w:lastColumn="0" w:lastRow="0" w:noHBand="0" w:noVBand="1" w:val="04A0"/>
+      </w:tblPr>
+      <w:tblGrid>
+        <w:gridCol w:w="2160"/>
+        <w:gridCol w:w="2160"/>
+        <w:gridCol w:w="2160"/>
+        <w:gridCol w:w="2160"/>
+      </w:tblGrid>
+      <w:tr>
+        <w:tc>
+          <w:tcPr>
+            <w:tcW w:type="dxa" w:w="2160"/>
+          </w:tcPr>
+          <w:p>
+            <w:r/>
+            <w:r>
+              <w:rPr>
+                <w:rFonts w:ascii="Times New Roman" w:hAnsi="Times New Roman" w:eastAsia="宋体"/>
+                <w:b/>
+              </w:rPr>
+              <w:t>层</w:t>
+            </w:r>
+          </w:p>
+        </w:tc>
+        <w:tc>
+          <w:tcPr>
+            <w:tcW w:type="dxa" w:w="2160"/>
+          </w:tcPr>
+          <w:p>
+            <w:r/>
+            <w:r>
+              <w:rPr>
+                <w:rFonts w:ascii="Times New Roman" w:hAnsi="Times New Roman" w:eastAsia="宋体"/>
+                <w:b/>
+              </w:rPr>
+              <w:t>包路径</w:t>
+            </w:r>
+          </w:p>
+        </w:tc>
+        <w:tc>
+          <w:tcPr>
+            <w:tcW w:type="dxa" w:w="2160"/>
+          </w:tcPr>
+          <w:p>
+            <w:r/>
+            <w:r>
+              <w:rPr>
+                <w:rFonts w:ascii="Times New Roman" w:hAnsi="Times New Roman" w:eastAsia="宋体"/>
+                <w:b/>
+              </w:rPr>
+              <w:t>文件数</w:t>
+            </w:r>
+          </w:p>
+        </w:tc>
+        <w:tc>
+          <w:tcPr>
+            <w:tcW w:type="dxa" w:w="2160"/>
+          </w:tcPr>
+          <w:p>
+            <w:r/>
+            <w:r>
+              <w:rPr>
+                <w:rFonts w:ascii="Times New Roman" w:hAnsi="Times New Roman" w:eastAsia="宋体"/>
+                <w:b/>
+              </w:rPr>
+              <w:t>职责</w:t>
+            </w:r>
+          </w:p>
+        </w:tc>
+      </w:tr>
+      <w:tr>
+        <w:tc>
+          <w:tcPr>
+            <w:tcW w:type="dxa" w:w="2160"/>
+          </w:tcPr>
+          <w:p>
+            <w:r/>
+            <w:r>
+              <w:rPr>
+                <w:rFonts w:ascii="Times New Roman" w:hAnsi="Times New Roman" w:eastAsia="宋体"/>
+              </w:rPr>
+              <w:t>启动与配置</w:t>
+            </w:r>
+          </w:p>
+        </w:tc>
+        <w:tc>
+          <w:tcPr>
+            <w:tcW w:type="dxa" w:w="2160"/>
+          </w:tcPr>
+          <w:p>
+            <w:r/>
+            <w:r>
+              <w:rPr>
+                <w:rFonts w:ascii="Times New Roman" w:hAnsi="Times New Roman" w:eastAsia="宋体"/>
+              </w:rPr>
+              <w:t>根包、config、config/interceptor</w:t>
+            </w:r>
+          </w:p>
+        </w:tc>
+        <w:tc>
+          <w:tcPr>
+            <w:tcW w:type="dxa" w:w="2160"/>
+          </w:tcPr>
+          <w:p>
+            <w:r/>
+            <w:r>
+              <w:rPr>
+                <w:rFonts w:ascii="Times New Roman" w:hAnsi="Times New Roman" w:eastAsia="宋体"/>
+              </w:rPr>
+              <w:t>8</w:t>
+            </w:r>
+          </w:p>
+        </w:tc>
+        <w:tc>
+          <w:tcPr>
+            <w:tcW w:type="dxa" w:w="2160"/>
+          </w:tcPr>
+          <w:p>
+            <w:r/>
+            <w:r>
+              <w:rPr>
+                <w:rFonts w:ascii="Times New Roman" w:hAnsi="Times New Roman" w:eastAsia="宋体"/>
+              </w:rPr>
+              <w:t>启动类、跨域、MyBatis-Plus、拦截器注册、鉴权与角色注解、种子数据初始化</w:t>
+            </w:r>
+          </w:p>
+        </w:tc>
+      </w:tr>
+      <w:tr>
+        <w:tc>
+          <w:tcPr>
+            <w:tcW w:type="dxa" w:w="2160"/>
+          </w:tcPr>
+          <w:p>
+            <w:r/>
+            <w:r>
+              <w:rPr>
+                <w:rFonts w:ascii="Times New Roman" w:hAnsi="Times New Roman" w:eastAsia="宋体"/>
+              </w:rPr>
+              <w:t>接口层</w:t>
+            </w:r>
+          </w:p>
+        </w:tc>
+        <w:tc>
+          <w:tcPr>
+            <w:tcW w:type="dxa" w:w="2160"/>
+          </w:tcPr>
+          <w:p>
+            <w:r/>
+            <w:r>
+              <w:rPr>
+                <w:rFonts w:ascii="Times New Roman" w:hAnsi="Times New Roman" w:eastAsia="宋体"/>
+              </w:rPr>
+              <w:t>controller、controller/admin</w:t>
+            </w:r>
+          </w:p>
+        </w:tc>
+        <w:tc>
+          <w:tcPr>
+            <w:tcW w:type="dxa" w:w="2160"/>
+          </w:tcPr>
+          <w:p>
+            <w:r/>
+            <w:r>
+              <w:rPr>
+                <w:rFonts w:ascii="Times New Roman" w:hAnsi="Times New Roman" w:eastAsia="宋体"/>
+              </w:rPr>
+              <w:t>18</w:t>
+            </w:r>
+          </w:p>
+        </w:tc>
+        <w:tc>
+          <w:tcPr>
+            <w:tcW w:type="dxa" w:w="2160"/>
+          </w:tcPr>
+          <w:p>
+            <w:r/>
+            <w:r>
+              <w:rPr>
+                <w:rFonts w:ascii="Times New Roman" w:hAnsi="Times New Roman" w:eastAsia="宋体"/>
+              </w:rPr>
+              <w:t>用户端 9 个与管理端 9 个控制器</w:t>
+            </w:r>
+          </w:p>
+        </w:tc>
+      </w:tr>
+      <w:tr>
+        <w:tc>
+          <w:tcPr>
+            <w:tcW w:type="dxa" w:w="2160"/>
+          </w:tcPr>
+          <w:p>
+            <w:r/>
+            <w:r>
+              <w:rPr>
+                <w:rFonts w:ascii="Times New Roman" w:hAnsi="Times New Roman" w:eastAsia="宋体"/>
+              </w:rPr>
+              <w:t>业务层</w:t>
+            </w:r>
+          </w:p>
+        </w:tc>
+        <w:tc>
+          <w:tcPr>
+            <w:tcW w:type="dxa" w:w="2160"/>
+          </w:tcPr>
+          <w:p>
+            <w:r/>
+            <w:r>
+              <w:rPr>
+                <w:rFonts w:ascii="Times New Roman" w:hAnsi="Times New Roman" w:eastAsia="宋体"/>
+              </w:rPr>
+              <w:t>service、service/impl、service/admin</w:t>
+            </w:r>
+          </w:p>
+        </w:tc>
+        <w:tc>
+          <w:tcPr>
+            <w:tcW w:type="dxa" w:w="2160"/>
+          </w:tcPr>
+          <w:p>
+            <w:r/>
+            <w:r>
+              <w:rPr>
+                <w:rFonts w:ascii="Times New Roman" w:hAnsi="Times New Roman" w:eastAsia="宋体"/>
+              </w:rPr>
+              <w:t>20</w:t>
+            </w:r>
+          </w:p>
+        </w:tc>
+        <w:tc>
+          <w:tcPr>
+            <w:tcW w:type="dxa" w:w="2160"/>
+          </w:tcPr>
+          <w:p>
+            <w:r/>
+            <w:r>
+              <w:rPr>
+                <w:rFonts w:ascii="Times New Roman" w:hAnsi="Times New Roman" w:eastAsia="宋体"/>
+              </w:rPr>
+              <w:t>预约核心、用户、关注、规则缓存、缓存、限流、计分、风控与管理端八类业务</w:t>
+            </w:r>
+          </w:p>
+        </w:tc>
+      </w:tr>
+      <w:tr>
+        <w:tc>
+          <w:tcPr>
+            <w:tcW w:type="dxa" w:w="2160"/>
+          </w:tcPr>
+          <w:p>
+            <w:r/>
+            <w:r>
+              <w:rPr>
+                <w:rFonts w:ascii="Times New Roman" w:hAnsi="Times New Roman" w:eastAsia="宋体"/>
+              </w:rPr>
+              <w:t>数据层</w:t>
+            </w:r>
+          </w:p>
+        </w:tc>
+        <w:tc>
+          <w:tcPr>
+            <w:tcW w:type="dxa" w:w="2160"/>
+          </w:tcPr>
+          <w:p>
+            <w:r/>
+            <w:r>
+              <w:rPr>
+                <w:rFonts w:ascii="Times New Roman" w:hAnsi="Times New Roman" w:eastAsia="宋体"/>
+              </w:rPr>
+              <w:t>mapper、entity</w:t>
+            </w:r>
+          </w:p>
+        </w:tc>
+        <w:tc>
+          <w:tcPr>
+            <w:tcW w:type="dxa" w:w="2160"/>
+          </w:tcPr>
+          <w:p>
+            <w:r/>
+            <w:r>
+              <w:rPr>
+                <w:rFonts w:ascii="Times New Roman" w:hAnsi="Times New Roman" w:eastAsia="宋体"/>
+              </w:rPr>
+              <w:t>22</w:t>
+            </w:r>
+          </w:p>
+        </w:tc>
+        <w:tc>
+          <w:tcPr>
+            <w:tcW w:type="dxa" w:w="2160"/>
+          </w:tcPr>
+          <w:p>
+            <w:r/>
+            <w:r>
+              <w:rPr>
+                <w:rFonts w:ascii="Times New Roman" w:hAnsi="Times New Roman" w:eastAsia="宋体"/>
+              </w:rPr>
+              <w:t>11 张表的实体与 Mapper，含房间行锁注解 SQL</w:t>
+            </w:r>
+          </w:p>
+        </w:tc>
+      </w:tr>
+      <w:tr>
+        <w:tc>
+          <w:tcPr>
+            <w:tcW w:type="dxa" w:w="2160"/>
+          </w:tcPr>
+          <w:p>
+            <w:r/>
+            <w:r>
+              <w:rPr>
+                <w:rFonts w:ascii="Times New Roman" w:hAnsi="Times New Roman" w:eastAsia="宋体"/>
+              </w:rPr>
+              <w:t>公共与工具</w:t>
+            </w:r>
+          </w:p>
+        </w:tc>
+        <w:tc>
+          <w:tcPr>
+            <w:tcW w:type="dxa" w:w="2160"/>
+          </w:tcPr>
+          <w:p>
+            <w:r/>
+            <w:r>
+              <w:rPr>
+                <w:rFonts w:ascii="Times New Roman" w:hAnsi="Times New Roman" w:eastAsia="宋体"/>
+              </w:rPr>
+              <w:t>common、dto、exception、task、utils</w:t>
+            </w:r>
+          </w:p>
+        </w:tc>
+        <w:tc>
+          <w:tcPr>
+            <w:tcW w:type="dxa" w:w="2160"/>
+          </w:tcPr>
+          <w:p>
+            <w:r/>
+            <w:r>
+              <w:rPr>
+                <w:rFonts w:ascii="Times New Roman" w:hAnsi="Times New Roman" w:eastAsia="宋体"/>
+              </w:rPr>
+              <w:t>13</w:t>
+            </w:r>
+          </w:p>
+        </w:tc>
+        <w:tc>
+          <w:tcPr>
+            <w:tcW w:type="dxa" w:w="2160"/>
+          </w:tcPr>
+          <w:p>
+            <w:r/>
+            <w:r>
+              <w:rPr>
+                <w:rFonts w:ascii="Times New Roman" w:hAnsi="Times New Roman" w:eastAsia="宋体"/>
+              </w:rPr>
+              <w:t>统一返回、常量、规则键、开关、异常、定时任务与 Token 工具</w:t>
+            </w:r>
+          </w:p>
+        </w:tc>
+      </w:tr>
+    </w:tbl>
+    <w:p>
+      <w:pPr>
+        <w:spacing w:before="160"/>
+      </w:pPr>
+      <w:r>
+        <w:rPr>
+          <w:rFonts w:ascii="Times New Roman" w:hAnsi="Times New Roman" w:eastAsia="宋体"/>
+          <w:b/>
+          <w:sz w:val="26"/>
+        </w:rPr>
+        <w:t>10.2 用户端接口模块清单</w:t>
+      </w:r>
+    </w:p>
+    <w:tbl>
+      <w:tblPr>
+        <w:tblStyle w:val="TableGrid"/>
+        <w:tblW w:type="auto" w:w="0"/>
+        <w:tblLook w:firstColumn="1" w:firstRow="1" w:lastColumn="0" w:lastRow="0" w:noHBand="0" w:noVBand="1" w:val="04A0"/>
+      </w:tblPr>
+      <w:tblGrid>
+        <w:gridCol w:w="2880"/>
+        <w:gridCol w:w="2880"/>
+        <w:gridCol w:w="2880"/>
+      </w:tblGrid>
+      <w:tr>
+        <w:tc>
+          <w:tcPr>
+            <w:tcW w:type="dxa" w:w="2880"/>
+          </w:tcPr>
+          <w:p>
+            <w:r/>
+            <w:r>
+              <w:rPr>
+                <w:rFonts w:ascii="Times New Roman" w:hAnsi="Times New Roman" w:eastAsia="宋体"/>
+                <w:b/>
+              </w:rPr>
+              <w:t>模块</w:t>
+            </w:r>
+          </w:p>
+        </w:tc>
+        <w:tc>
+          <w:tcPr>
+            <w:tcW w:type="dxa" w:w="2880"/>
+          </w:tcPr>
+          <w:p>
+            <w:r/>
+            <w:r>
+              <w:rPr>
+                <w:rFonts w:ascii="Times New Roman" w:hAnsi="Times New Roman" w:eastAsia="宋体"/>
+                <w:b/>
+              </w:rPr>
+              <w:t>主要文件</w:t>
+            </w:r>
+          </w:p>
+        </w:tc>
+        <w:tc>
+          <w:tcPr>
+            <w:tcW w:type="dxa" w:w="2880"/>
+          </w:tcPr>
+          <w:p>
+            <w:r/>
+            <w:r>
+              <w:rPr>
+                <w:rFonts w:ascii="Times New Roman" w:hAnsi="Times New Roman" w:eastAsia="宋体"/>
+                <w:b/>
+              </w:rPr>
+              <w:t>关键实现点</w:t>
+            </w:r>
+          </w:p>
+        </w:tc>
+      </w:tr>
+      <w:tr>
+        <w:tc>
+          <w:tcPr>
+            <w:tcW w:type="dxa" w:w="2880"/>
+          </w:tcPr>
+          <w:p>
+            <w:r/>
+            <w:r>
+              <w:rPr>
+                <w:rFonts w:ascii="Times New Roman" w:hAnsi="Times New Roman" w:eastAsia="宋体"/>
+              </w:rPr>
+              <w:t>鉴权与用户</w:t>
+            </w:r>
+          </w:p>
+        </w:tc>
+        <w:tc>
+          <w:tcPr>
+            <w:tcW w:type="dxa" w:w="2880"/>
+          </w:tcPr>
+          <w:p>
+            <w:r/>
+            <w:r>
+              <w:rPr>
+                <w:rFonts w:ascii="Times New Roman" w:hAnsi="Times New Roman" w:eastAsia="宋体"/>
+              </w:rPr>
+              <w:t>AuthController、ISysUserService、SysUserServiceImpl、JwtInterceptor、TokenUtils</w:t>
+            </w:r>
+          </w:p>
+        </w:tc>
+        <w:tc>
+          <w:tcPr>
+            <w:tcW w:type="dxa" w:w="2880"/>
+          </w:tcPr>
+          <w:p>
+            <w:r/>
+            <w:r>
+              <w:rPr>
+                <w:rFonts w:ascii="Times New Roman" w:hAnsi="Times New Roman" w:eastAsia="宋体"/>
+              </w:rPr>
+              <w:t>BCrypt 密码、token 以密码 hash 加签、改密即失效、重复注册校验</w:t>
+            </w:r>
+          </w:p>
+        </w:tc>
+      </w:tr>
+      <w:tr>
+        <w:tc>
+          <w:tcPr>
+            <w:tcW w:type="dxa" w:w="2880"/>
+          </w:tcPr>
+          <w:p>
+            <w:r/>
+            <w:r>
+              <w:rPr>
+                <w:rFonts w:ascii="Times New Roman" w:hAnsi="Times New Roman" w:eastAsia="宋体"/>
+              </w:rPr>
+              <w:t>琴房浏览</w:t>
+            </w:r>
+          </w:p>
+        </w:tc>
+        <w:tc>
+          <w:tcPr>
+            <w:tcW w:type="dxa" w:w="2880"/>
+          </w:tcPr>
+          <w:p>
+            <w:r/>
+            <w:r>
+              <w:rPr>
+                <w:rFonts w:ascii="Times New Roman" w:hAnsi="Times New Roman" w:eastAsia="宋体"/>
+              </w:rPr>
+              <w:t>RoomController、RoomMapper</w:t>
+            </w:r>
+          </w:p>
+        </w:tc>
+        <w:tc>
+          <w:tcPr>
+            <w:tcW w:type="dxa" w:w="2880"/>
+          </w:tcPr>
+          <w:p>
+            <w:r/>
+            <w:r>
+              <w:rPr>
+                <w:rFonts w:ascii="Times New Roman" w:hAnsi="Times New Roman" w:eastAsia="宋体"/>
+              </w:rPr>
+              <w:t>普通用户仅见对外琴房、详情含乐器、列表缓存 60 秒</w:t>
+            </w:r>
+          </w:p>
+        </w:tc>
+      </w:tr>
+      <w:tr>
+        <w:tc>
+          <w:tcPr>
+            <w:tcW w:type="dxa" w:w="2880"/>
+          </w:tcPr>
+          <w:p>
+            <w:r/>
+            <w:r>
+              <w:rPr>
+                <w:rFonts w:ascii="Times New Roman" w:hAnsi="Times New Roman" w:eastAsia="宋体"/>
+              </w:rPr>
+              <w:t>空闲查询</w:t>
+            </w:r>
+          </w:p>
+        </w:tc>
+        <w:tc>
+          <w:tcPr>
+            <w:tcW w:type="dxa" w:w="2880"/>
+          </w:tcPr>
+          <w:p>
+            <w:r/>
+            <w:r>
+              <w:rPr>
+                <w:rFonts w:ascii="Times New Roman" w:hAnsi="Times New Roman" w:eastAsia="宋体"/>
+              </w:rPr>
+              <w:t>RoomController.free、FreeSlot</w:t>
+            </w:r>
+          </w:p>
+        </w:tc>
+        <w:tc>
+          <w:tcPr>
+            <w:tcW w:type="dxa" w:w="2880"/>
+          </w:tcPr>
+          <w:p>
+            <w:r/>
+            <w:r>
+              <w:rPr>
+                <w:rFonts w:ascii="Times New Roman" w:hAnsi="Times New Roman" w:eastAsia="宋体"/>
+              </w:rPr>
+              <w:t>按最小单位分块标记占用再合并区间、当天只返回当前时刻之后的时段、缓存 30 秒</w:t>
+            </w:r>
+          </w:p>
+        </w:tc>
+      </w:tr>
+      <w:tr>
+        <w:tc>
+          <w:tcPr>
+            <w:tcW w:type="dxa" w:w="2880"/>
+          </w:tcPr>
+          <w:p>
+            <w:r/>
+            <w:r>
+              <w:rPr>
+                <w:rFonts w:ascii="Times New Roman" w:hAnsi="Times New Roman" w:eastAsia="宋体"/>
+              </w:rPr>
+              <w:t>预约核心</w:t>
+            </w:r>
+          </w:p>
+        </w:tc>
+        <w:tc>
+          <w:tcPr>
+            <w:tcW w:type="dxa" w:w="2880"/>
+          </w:tcPr>
+          <w:p>
+            <w:r/>
+            <w:r>
+              <w:rPr>
+                <w:rFonts w:ascii="Times New Roman" w:hAnsi="Times New Roman" w:eastAsia="宋体"/>
+              </w:rPr>
+              <w:t>BookingController、IBookingService、BookingServiceImpl</w:t>
+            </w:r>
+          </w:p>
+        </w:tc>
+        <w:tc>
+          <w:tcPr>
+            <w:tcW w:type="dxa" w:w="2880"/>
+          </w:tcPr>
+          <w:p>
+            <w:r/>
+            <w:r>
+              <w:rPr>
+                <w:rFonts w:ascii="Times New Roman" w:hAnsi="Times New Roman" w:eastAsia="宋体"/>
+              </w:rPr>
+              <w:t>十步校验、规则快照、行锁串行化、区间重叠检测、唯一键兜底转 409、写后失效与计分</w:t>
+            </w:r>
+          </w:p>
+        </w:tc>
+      </w:tr>
+      <w:tr>
+        <w:tc>
+          <w:tcPr>
+            <w:tcW w:type="dxa" w:w="2880"/>
+          </w:tcPr>
+          <w:p>
+            <w:r/>
+            <w:r>
+              <w:rPr>
+                <w:rFonts w:ascii="Times New Roman" w:hAnsi="Times New Roman" w:eastAsia="宋体"/>
+              </w:rPr>
+              <w:t>我的预约与退约</w:t>
+            </w:r>
+          </w:p>
+        </w:tc>
+        <w:tc>
+          <w:tcPr>
+            <w:tcW w:type="dxa" w:w="2880"/>
+          </w:tcPr>
+          <w:p>
+            <w:r/>
+            <w:r>
+              <w:rPr>
+                <w:rFonts w:ascii="Times New Roman" w:hAnsi="Times New Roman" w:eastAsia="宋体"/>
+              </w:rPr>
+              <w:t>BookingController、cancelBooking</w:t>
+            </w:r>
+          </w:p>
+        </w:tc>
+        <w:tc>
+          <w:tcPr>
+            <w:tcW w:type="dxa" w:w="2880"/>
+          </w:tcPr>
+          <w:p>
+            <w:r/>
+            <w:r>
+              <w:rPr>
+                <w:rFonts w:ascii="Times New Roman" w:hAnsi="Times New Roman" w:eastAsia="宋体"/>
+              </w:rPr>
+              <w:t>状态机流转、周退约限制、退约即释放并触发提醒、计入临近取消与负分</w:t>
+            </w:r>
+          </w:p>
+        </w:tc>
+      </w:tr>
+      <w:tr>
+        <w:tc>
+          <w:tcPr>
+            <w:tcW w:type="dxa" w:w="2880"/>
+          </w:tcPr>
+          <w:p>
+            <w:r/>
+            <w:r>
+              <w:rPr>
+                <w:rFonts w:ascii="Times New Roman" w:hAnsi="Times New Roman" w:eastAsia="宋体"/>
+              </w:rPr>
+              <w:t>关注与提醒</w:t>
+            </w:r>
+          </w:p>
+        </w:tc>
+        <w:tc>
+          <w:tcPr>
+            <w:tcW w:type="dxa" w:w="2880"/>
+          </w:tcPr>
+          <w:p>
+            <w:r/>
+            <w:r>
+              <w:rPr>
+                <w:rFonts w:ascii="Times New Roman" w:hAnsi="Times New Roman" w:eastAsia="宋体"/>
+              </w:rPr>
+              <w:t>WatchController、IWatchService、MessageController</w:t>
+            </w:r>
+          </w:p>
+        </w:tc>
+        <w:tc>
+          <w:tcPr>
+            <w:tcW w:type="dxa" w:w="2880"/>
+          </w:tcPr>
+          <w:p>
+            <w:r/>
+            <w:r>
+              <w:rPr>
+                <w:rFonts w:ascii="Times New Roman" w:hAnsi="Times New Roman" w:eastAsia="宋体"/>
+              </w:rPr>
+              <w:t>区间重叠匹配关注者、站内消息写入、关注状态置已提醒</w:t>
+            </w:r>
+          </w:p>
+        </w:tc>
+      </w:tr>
+      <w:tr>
+        <w:tc>
+          <w:tcPr>
+            <w:tcW w:type="dxa" w:w="2880"/>
+          </w:tcPr>
+          <w:p>
+            <w:r/>
+            <w:r>
+              <w:rPr>
+                <w:rFonts w:ascii="Times New Roman" w:hAnsi="Times New Roman" w:eastAsia="宋体"/>
+              </w:rPr>
+              <w:t>消息与反馈</w:t>
+            </w:r>
+          </w:p>
+        </w:tc>
+        <w:tc>
+          <w:tcPr>
+            <w:tcW w:type="dxa" w:w="2880"/>
+          </w:tcPr>
+          <w:p>
+            <w:r/>
+            <w:r>
+              <w:rPr>
+                <w:rFonts w:ascii="Times New Roman" w:hAnsi="Times New Roman" w:eastAsia="宋体"/>
+              </w:rPr>
+              <w:t>MessageController、FeedbackController</w:t>
+            </w:r>
+          </w:p>
+        </w:tc>
+        <w:tc>
+          <w:tcPr>
+            <w:tcW w:type="dxa" w:w="2880"/>
+          </w:tcPr>
+          <w:p>
+            <w:r/>
+            <w:r>
+              <w:rPr>
+                <w:rFonts w:ascii="Times New Roman" w:hAnsi="Times New Roman" w:eastAsia="宋体"/>
+              </w:rPr>
+              <w:t>消息列表与已读、反馈提交与查询</w:t>
+            </w:r>
+          </w:p>
+        </w:tc>
+      </w:tr>
+      <w:tr>
+        <w:tc>
+          <w:tcPr>
+            <w:tcW w:type="dxa" w:w="2880"/>
+          </w:tcPr>
+          <w:p>
+            <w:r/>
+            <w:r>
+              <w:rPr>
+                <w:rFonts w:ascii="Times New Roman" w:hAnsi="Times New Roman" w:eastAsia="宋体"/>
+              </w:rPr>
+              <w:t>内容展示</w:t>
+            </w:r>
+          </w:p>
+        </w:tc>
+        <w:tc>
+          <w:tcPr>
+            <w:tcW w:type="dxa" w:w="2880"/>
+          </w:tcPr>
+          <w:p>
+            <w:r/>
+            <w:r>
+              <w:rPr>
+                <w:rFonts w:ascii="Times New Roman" w:hAnsi="Times New Roman" w:eastAsia="宋体"/>
+              </w:rPr>
+              <w:t>ContentController</w:t>
+            </w:r>
+          </w:p>
+        </w:tc>
+        <w:tc>
+          <w:tcPr>
+            <w:tcW w:type="dxa" w:w="2880"/>
+          </w:tcPr>
+          <w:p>
+            <w:r/>
+            <w:r>
+              <w:rPr>
+                <w:rFonts w:ascii="Times New Roman" w:hAnsi="Times New Roman" w:eastAsia="宋体"/>
+              </w:rPr>
+              <w:t>轮播、公告、规则公开视图</w:t>
+            </w:r>
+          </w:p>
+        </w:tc>
+      </w:tr>
+      <w:tr>
+        <w:tc>
+          <w:tcPr>
+            <w:tcW w:type="dxa" w:w="2880"/>
+          </w:tcPr>
+          <w:p>
+            <w:r/>
+            <w:r>
+              <w:rPr>
+                <w:rFonts w:ascii="Times New Roman" w:hAnsi="Times New Roman" w:eastAsia="宋体"/>
+              </w:rPr>
+              <w:t>排行榜</w:t>
+            </w:r>
+          </w:p>
+        </w:tc>
+        <w:tc>
+          <w:tcPr>
+            <w:tcW w:type="dxa" w:w="2880"/>
+          </w:tcPr>
+          <w:p>
+            <w:r/>
+            <w:r>
+              <w:rPr>
+                <w:rFonts w:ascii="Times New Roman" w:hAnsi="Times New Roman" w:eastAsia="宋体"/>
+              </w:rPr>
+              <w:t>RankingController、ActivityService</w:t>
+            </w:r>
+          </w:p>
+        </w:tc>
+        <w:tc>
+          <w:tcPr>
+            <w:tcW w:type="dxa" w:w="2880"/>
+          </w:tcPr>
+          <w:p>
+            <w:r/>
+            <w:r>
+              <w:rPr>
+                <w:rFonts w:ascii="Times New Roman" w:hAnsi="Times New Roman" w:eastAsia="宋体"/>
+              </w:rPr>
+              <w:t>六类事件按权重计分、周榜月榜自然滚动、脱敏昵称、最终一致</w:t>
+            </w:r>
+          </w:p>
+        </w:tc>
+      </w:tr>
+      <w:tr>
+        <w:tc>
+          <w:tcPr>
+            <w:tcW w:type="dxa" w:w="2880"/>
+          </w:tcPr>
+          <w:p>
+            <w:r/>
+            <w:r>
+              <w:rPr>
+                <w:rFonts w:ascii="Times New Roman" w:hAnsi="Times New Roman" w:eastAsia="宋体"/>
+              </w:rPr>
+              <w:t>风控状态</w:t>
+            </w:r>
+          </w:p>
+        </w:tc>
+        <w:tc>
+          <w:tcPr>
+            <w:tcW w:type="dxa" w:w="2880"/>
+          </w:tcPr>
+          <w:p>
+            <w:r/>
+            <w:r>
+              <w:rPr>
+                <w:rFonts w:ascii="Times New Roman" w:hAnsi="Times New Roman" w:eastAsia="宋体"/>
+              </w:rPr>
+              <w:t>RiskController、RiskService</w:t>
+            </w:r>
+          </w:p>
+        </w:tc>
+        <w:tc>
+          <w:tcPr>
+            <w:tcW w:type="dxa" w:w="2880"/>
+          </w:tcPr>
+          <w:p>
+            <w:r/>
+            <w:r>
+              <w:rPr>
+                <w:rFonts w:ascii="Times New Roman" w:hAnsi="Times New Roman" w:eastAsia="宋体"/>
+              </w:rPr>
+              <w:t>返回本人是否受限、解除时间与临近取消计数</w:t>
+            </w:r>
+          </w:p>
+        </w:tc>
+      </w:tr>
+    </w:tbl>
+    <w:p>
+      <w:pPr>
+        <w:spacing w:before="160"/>
+      </w:pPr>
+      <w:r>
+        <w:rPr>
+          <w:rFonts w:ascii="Times New Roman" w:hAnsi="Times New Roman" w:eastAsia="宋体"/>
+          <w:b/>
+          <w:sz w:val="26"/>
+        </w:rPr>
+        <w:t>10.3 管理端接口模块清单</w:t>
+      </w:r>
+    </w:p>
+    <w:tbl>
+      <w:tblPr>
+        <w:tblStyle w:val="TableGrid"/>
+        <w:tblW w:type="auto" w:w="0"/>
+        <w:tblLook w:firstColumn="1" w:firstRow="1" w:lastColumn="0" w:lastRow="0" w:noHBand="0" w:noVBand="1" w:val="04A0"/>
+      </w:tblPr>
+      <w:tblGrid>
+        <w:gridCol w:w="2880"/>
+        <w:gridCol w:w="2880"/>
+        <w:gridCol w:w="2880"/>
+      </w:tblGrid>
+      <w:tr>
+        <w:tc>
+          <w:tcPr>
+            <w:tcW w:type="dxa" w:w="2880"/>
+          </w:tcPr>
+          <w:p>
+            <w:r/>
+            <w:r>
+              <w:rPr>
+                <w:rFonts w:ascii="Times New Roman" w:hAnsi="Times New Roman" w:eastAsia="宋体"/>
+                <w:b/>
+              </w:rPr>
+              <w:t>模块</w:t>
+            </w:r>
+          </w:p>
+        </w:tc>
+        <w:tc>
+          <w:tcPr>
+            <w:tcW w:type="dxa" w:w="2880"/>
+          </w:tcPr>
+          <w:p>
+            <w:r/>
+            <w:r>
+              <w:rPr>
+                <w:rFonts w:ascii="Times New Roman" w:hAnsi="Times New Roman" w:eastAsia="宋体"/>
+                <w:b/>
+              </w:rPr>
+              <w:t>主要文件</w:t>
+            </w:r>
+          </w:p>
+        </w:tc>
+        <w:tc>
+          <w:tcPr>
+            <w:tcW w:type="dxa" w:w="2880"/>
+          </w:tcPr>
+          <w:p>
+            <w:r/>
+            <w:r>
+              <w:rPr>
+                <w:rFonts w:ascii="Times New Roman" w:hAnsi="Times New Roman" w:eastAsia="宋体"/>
+                <w:b/>
+              </w:rPr>
+              <w:t>关键实现点</w:t>
+            </w:r>
+          </w:p>
+        </w:tc>
+      </w:tr>
+      <w:tr>
+        <w:tc>
+          <w:tcPr>
+            <w:tcW w:type="dxa" w:w="2880"/>
+          </w:tcPr>
+          <w:p>
+            <w:r/>
+            <w:r>
+              <w:rPr>
+                <w:rFonts w:ascii="Times New Roman" w:hAnsi="Times New Roman" w:eastAsia="宋体"/>
+              </w:rPr>
+              <w:t>用户管理</w:t>
+            </w:r>
+          </w:p>
+        </w:tc>
+        <w:tc>
+          <w:tcPr>
+            <w:tcW w:type="dxa" w:w="2880"/>
+          </w:tcPr>
+          <w:p>
+            <w:r/>
+            <w:r>
+              <w:rPr>
+                <w:rFonts w:ascii="Times New Roman" w:hAnsi="Times New Roman" w:eastAsia="宋体"/>
+              </w:rPr>
+              <w:t>AdminUserController、AdminUserService</w:t>
+            </w:r>
+          </w:p>
+        </w:tc>
+        <w:tc>
+          <w:tcPr>
+            <w:tcW w:type="dxa" w:w="2880"/>
+          </w:tcPr>
+          <w:p>
+            <w:r/>
+            <w:r>
+              <w:rPr>
+                <w:rFonts w:ascii="Times New Roman" w:hAnsi="Times New Roman" w:eastAsia="宋体"/>
+              </w:rPr>
+              <w:t>列表查询、会员设置、密码重置</w:t>
+            </w:r>
+          </w:p>
+        </w:tc>
+      </w:tr>
+      <w:tr>
+        <w:tc>
+          <w:tcPr>
+            <w:tcW w:type="dxa" w:w="2880"/>
+          </w:tcPr>
+          <w:p>
+            <w:r/>
+            <w:r>
+              <w:rPr>
+                <w:rFonts w:ascii="Times New Roman" w:hAnsi="Times New Roman" w:eastAsia="宋体"/>
+              </w:rPr>
+              <w:t>琴房管理</w:t>
+            </w:r>
+          </w:p>
+        </w:tc>
+        <w:tc>
+          <w:tcPr>
+            <w:tcW w:type="dxa" w:w="2880"/>
+          </w:tcPr>
+          <w:p>
+            <w:r/>
+            <w:r>
+              <w:rPr>
+                <w:rFonts w:ascii="Times New Roman" w:hAnsi="Times New Roman" w:eastAsia="宋体"/>
+              </w:rPr>
+              <w:t>AdminRoomController、AdminRoomService</w:t>
+            </w:r>
+          </w:p>
+        </w:tc>
+        <w:tc>
+          <w:tcPr>
+            <w:tcW w:type="dxa" w:w="2880"/>
+          </w:tcPr>
+          <w:p>
+            <w:r/>
+            <w:r>
+              <w:rPr>
+                <w:rFonts w:ascii="Times New Roman" w:hAnsi="Times New Roman" w:eastAsia="宋体"/>
+              </w:rPr>
+              <w:t>增删改查与乐器整体覆盖、改动后清理列表与空闲缓存</w:t>
+            </w:r>
+          </w:p>
+        </w:tc>
+      </w:tr>
+      <w:tr>
+        <w:tc>
+          <w:tcPr>
+            <w:tcW w:type="dxa" w:w="2880"/>
+          </w:tcPr>
+          <w:p>
+            <w:r/>
+            <w:r>
+              <w:rPr>
+                <w:rFonts w:ascii="Times New Roman" w:hAnsi="Times New Roman" w:eastAsia="宋体"/>
+              </w:rPr>
+              <w:t>预约管理</w:t>
+            </w:r>
+          </w:p>
+        </w:tc>
+        <w:tc>
+          <w:tcPr>
+            <w:tcW w:type="dxa" w:w="2880"/>
+          </w:tcPr>
+          <w:p>
+            <w:r/>
+            <w:r>
+              <w:rPr>
+                <w:rFonts w:ascii="Times New Roman" w:hAnsi="Times New Roman" w:eastAsia="宋体"/>
+              </w:rPr>
+              <w:t>AdminBookingController、AdminBookingService</w:t>
+            </w:r>
+          </w:p>
+        </w:tc>
+        <w:tc>
+          <w:tcPr>
+            <w:tcW w:type="dxa" w:w="2880"/>
+          </w:tcPr>
+          <w:p>
+            <w:r/>
+            <w:r>
+              <w:rPr>
+                <w:rFonts w:ascii="Times New Roman" w:hAnsi="Times New Roman" w:eastAsia="宋体"/>
+              </w:rPr>
+              <w:t>按日期房间用户状态查询、取消处理</w:t>
+            </w:r>
+          </w:p>
+        </w:tc>
+      </w:tr>
+      <w:tr>
+        <w:tc>
+          <w:tcPr>
+            <w:tcW w:type="dxa" w:w="2880"/>
+          </w:tcPr>
+          <w:p>
+            <w:r/>
+            <w:r>
+              <w:rPr>
+                <w:rFonts w:ascii="Times New Roman" w:hAnsi="Times New Roman" w:eastAsia="宋体"/>
+              </w:rPr>
+              <w:t>规则参数</w:t>
+            </w:r>
+          </w:p>
+        </w:tc>
+        <w:tc>
+          <w:tcPr>
+            <w:tcW w:type="dxa" w:w="2880"/>
+          </w:tcPr>
+          <w:p>
+            <w:r/>
+            <w:r>
+              <w:rPr>
+                <w:rFonts w:ascii="Times New Roman" w:hAnsi="Times New Roman" w:eastAsia="宋体"/>
+              </w:rPr>
+              <w:t>AdminRuleController、AdminRuleService</w:t>
+            </w:r>
+          </w:p>
+        </w:tc>
+        <w:tc>
+          <w:tcPr>
+            <w:tcW w:type="dxa" w:w="2880"/>
+          </w:tcPr>
+          <w:p>
+            <w:r/>
+            <w:r>
+              <w:rPr>
+                <w:rFonts w:ascii="Times New Roman" w:hAnsi="Times New Roman" w:eastAsia="宋体"/>
+              </w:rPr>
+              <w:t>批量更新后刷新规则缓存，用户端即时生效</w:t>
+            </w:r>
+          </w:p>
+        </w:tc>
+      </w:tr>
+      <w:tr>
+        <w:tc>
+          <w:tcPr>
+            <w:tcW w:type="dxa" w:w="2880"/>
+          </w:tcPr>
+          <w:p>
+            <w:r/>
+            <w:r>
+              <w:rPr>
+                <w:rFonts w:ascii="Times New Roman" w:hAnsi="Times New Roman" w:eastAsia="宋体"/>
+              </w:rPr>
+              <w:t>信用管理</w:t>
+            </w:r>
+          </w:p>
+        </w:tc>
+        <w:tc>
+          <w:tcPr>
+            <w:tcW w:type="dxa" w:w="2880"/>
+          </w:tcPr>
+          <w:p>
+            <w:r/>
+            <w:r>
+              <w:rPr>
+                <w:rFonts w:ascii="Times New Roman" w:hAnsi="Times New Roman" w:eastAsia="宋体"/>
+              </w:rPr>
+              <w:t>AdminCreditController、AdminCreditService</w:t>
+            </w:r>
+          </w:p>
+        </w:tc>
+        <w:tc>
+          <w:tcPr>
+            <w:tcW w:type="dxa" w:w="2880"/>
+          </w:tcPr>
+          <w:p>
+            <w:r/>
+            <w:r>
+              <w:rPr>
+                <w:rFonts w:ascii="Times New Roman" w:hAnsi="Times New Roman" w:eastAsia="宋体"/>
+              </w:rPr>
+              <w:t>人工减分与恢复、写流水、低于阈值暂停预约</w:t>
+            </w:r>
+          </w:p>
+        </w:tc>
+      </w:tr>
+      <w:tr>
+        <w:tc>
+          <w:tcPr>
+            <w:tcW w:type="dxa" w:w="2880"/>
+          </w:tcPr>
+          <w:p>
+            <w:r/>
+            <w:r>
+              <w:rPr>
+                <w:rFonts w:ascii="Times New Roman" w:hAnsi="Times New Roman" w:eastAsia="宋体"/>
+              </w:rPr>
+              <w:t>内容管理</w:t>
+            </w:r>
+          </w:p>
+        </w:tc>
+        <w:tc>
+          <w:tcPr>
+            <w:tcW w:type="dxa" w:w="2880"/>
+          </w:tcPr>
+          <w:p>
+            <w:r/>
+            <w:r>
+              <w:rPr>
+                <w:rFonts w:ascii="Times New Roman" w:hAnsi="Times New Roman" w:eastAsia="宋体"/>
+              </w:rPr>
+              <w:t>AdminContentController、AdminContentService</w:t>
+            </w:r>
+          </w:p>
+        </w:tc>
+        <w:tc>
+          <w:tcPr>
+            <w:tcW w:type="dxa" w:w="2880"/>
+          </w:tcPr>
+          <w:p>
+            <w:r/>
+            <w:r>
+              <w:rPr>
+                <w:rFonts w:ascii="Times New Roman" w:hAnsi="Times New Roman" w:eastAsia="宋体"/>
+              </w:rPr>
+              <w:t>公告与轮播维护、图片保存到运行目录</w:t>
+            </w:r>
+          </w:p>
+        </w:tc>
+      </w:tr>
+      <w:tr>
+        <w:tc>
+          <w:tcPr>
+            <w:tcW w:type="dxa" w:w="2880"/>
+          </w:tcPr>
+          <w:p>
+            <w:r/>
+            <w:r>
+              <w:rPr>
+                <w:rFonts w:ascii="Times New Roman" w:hAnsi="Times New Roman" w:eastAsia="宋体"/>
+              </w:rPr>
+              <w:t>反馈处理</w:t>
+            </w:r>
+          </w:p>
+        </w:tc>
+        <w:tc>
+          <w:tcPr>
+            <w:tcW w:type="dxa" w:w="2880"/>
+          </w:tcPr>
+          <w:p>
+            <w:r/>
+            <w:r>
+              <w:rPr>
+                <w:rFonts w:ascii="Times New Roman" w:hAnsi="Times New Roman" w:eastAsia="宋体"/>
+              </w:rPr>
+              <w:t>AdminFeedbackController、AdminFeedbackService</w:t>
+            </w:r>
+          </w:p>
+        </w:tc>
+        <w:tc>
+          <w:tcPr>
+            <w:tcW w:type="dxa" w:w="2880"/>
+          </w:tcPr>
+          <w:p>
+            <w:r/>
+            <w:r>
+              <w:rPr>
+                <w:rFonts w:ascii="Times New Roman" w:hAnsi="Times New Roman" w:eastAsia="宋体"/>
+              </w:rPr>
+              <w:t>列表与状态流转</w:t>
+            </w:r>
+          </w:p>
+        </w:tc>
+      </w:tr>
+      <w:tr>
+        <w:tc>
+          <w:tcPr>
+            <w:tcW w:type="dxa" w:w="2880"/>
+          </w:tcPr>
+          <w:p>
+            <w:r/>
+            <w:r>
+              <w:rPr>
+                <w:rFonts w:ascii="Times New Roman" w:hAnsi="Times New Roman" w:eastAsia="宋体"/>
+              </w:rPr>
+              <w:t>统计</w:t>
+            </w:r>
+          </w:p>
+        </w:tc>
+        <w:tc>
+          <w:tcPr>
+            <w:tcW w:type="dxa" w:w="2880"/>
+          </w:tcPr>
+          <w:p>
+            <w:r/>
+            <w:r>
+              <w:rPr>
+                <w:rFonts w:ascii="Times New Roman" w:hAnsi="Times New Roman" w:eastAsia="宋体"/>
+              </w:rPr>
+              <w:t>AdminStatsController、AdminStatsService</w:t>
+            </w:r>
+          </w:p>
+        </w:tc>
+        <w:tc>
+          <w:tcPr>
+            <w:tcW w:type="dxa" w:w="2880"/>
+          </w:tcPr>
+          <w:p>
+            <w:r/>
+            <w:r>
+              <w:rPr>
+                <w:rFonts w:ascii="Times New Roman" w:hAnsi="Times New Roman" w:eastAsia="宋体"/>
+              </w:rPr>
+              <w:t>概览指标与琴房使用率计算</w:t>
+            </w:r>
+          </w:p>
+        </w:tc>
+      </w:tr>
+      <w:tr>
+        <w:tc>
+          <w:tcPr>
+            <w:tcW w:type="dxa" w:w="2880"/>
+          </w:tcPr>
+          <w:p>
+            <w:r/>
+            <w:r>
+              <w:rPr>
+                <w:rFonts w:ascii="Times New Roman" w:hAnsi="Times New Roman" w:eastAsia="宋体"/>
+              </w:rPr>
+              <w:t>文件访问</w:t>
+            </w:r>
+          </w:p>
+        </w:tc>
+        <w:tc>
+          <w:tcPr>
+            <w:tcW w:type="dxa" w:w="2880"/>
+          </w:tcPr>
+          <w:p>
+            <w:r/>
+            <w:r>
+              <w:rPr>
+                <w:rFonts w:ascii="Times New Roman" w:hAnsi="Times New Roman" w:eastAsia="宋体"/>
+              </w:rPr>
+              <w:t>UploadController</w:t>
+            </w:r>
+          </w:p>
+        </w:tc>
+        <w:tc>
+          <w:tcPr>
+            <w:tcW w:type="dxa" w:w="2880"/>
+          </w:tcPr>
+          <w:p>
+            <w:r/>
+            <w:r>
+              <w:rPr>
+                <w:rFonts w:ascii="Times New Roman" w:hAnsi="Times New Roman" w:eastAsia="宋体"/>
+              </w:rPr>
+              <w:t>按文件名读取上传图片，公开访问</w:t>
+            </w:r>
+          </w:p>
+        </w:tc>
+      </w:tr>
+    </w:tbl>
+    <w:p>
+      <w:pPr>
+        <w:spacing w:before="160"/>
+      </w:pPr>
+      <w:r>
+        <w:rPr>
+          <w:rFonts w:ascii="Times New Roman" w:hAnsi="Times New Roman" w:eastAsia="宋体"/>
+          <w:b/>
+          <w:sz w:val="26"/>
+        </w:rPr>
+        <w:t>10.4 公共与基础设施</w:t>
+      </w:r>
+    </w:p>
+    <w:tbl>
+      <w:tblPr>
+        <w:tblStyle w:val="TableGrid"/>
+        <w:tblW w:type="auto" w:w="0"/>
+        <w:tblLook w:firstColumn="1" w:firstRow="1" w:lastColumn="0" w:lastRow="0" w:noHBand="0" w:noVBand="1" w:val="04A0"/>
+      </w:tblPr>
+      <w:tblGrid>
+        <w:gridCol w:w="2880"/>
+        <w:gridCol w:w="2880"/>
+        <w:gridCol w:w="2880"/>
+      </w:tblGrid>
+      <w:tr>
+        <w:tc>
+          <w:tcPr>
+            <w:tcW w:type="dxa" w:w="2880"/>
+          </w:tcPr>
+          <w:p>
+            <w:r/>
+            <w:r>
+              <w:rPr>
+                <w:rFonts w:ascii="Times New Roman" w:hAnsi="Times New Roman" w:eastAsia="宋体"/>
+                <w:b/>
+              </w:rPr>
+              <w:t>组件</w:t>
+            </w:r>
+          </w:p>
+        </w:tc>
+        <w:tc>
+          <w:tcPr>
+            <w:tcW w:type="dxa" w:w="2880"/>
+          </w:tcPr>
+          <w:p>
+            <w:r/>
+            <w:r>
+              <w:rPr>
+                <w:rFonts w:ascii="Times New Roman" w:hAnsi="Times New Roman" w:eastAsia="宋体"/>
+                <w:b/>
+              </w:rPr>
+              <w:t>文件</w:t>
+            </w:r>
+          </w:p>
+        </w:tc>
+        <w:tc>
+          <w:tcPr>
+            <w:tcW w:type="dxa" w:w="2880"/>
+          </w:tcPr>
+          <w:p>
+            <w:r/>
+            <w:r>
+              <w:rPr>
+                <w:rFonts w:ascii="Times New Roman" w:hAnsi="Times New Roman" w:eastAsia="宋体"/>
+                <w:b/>
+              </w:rPr>
+              <w:t>说明</w:t>
+            </w:r>
+          </w:p>
+        </w:tc>
+      </w:tr>
+      <w:tr>
+        <w:tc>
+          <w:tcPr>
+            <w:tcW w:type="dxa" w:w="2880"/>
+          </w:tcPr>
+          <w:p>
+            <w:r/>
+            <w:r>
+              <w:rPr>
+                <w:rFonts w:ascii="Times New Roman" w:hAnsi="Times New Roman" w:eastAsia="宋体"/>
+              </w:rPr>
+              <w:t>统一返回</w:t>
+            </w:r>
+          </w:p>
+        </w:tc>
+        <w:tc>
+          <w:tcPr>
+            <w:tcW w:type="dxa" w:w="2880"/>
+          </w:tcPr>
+          <w:p>
+            <w:r/>
+            <w:r>
+              <w:rPr>
+                <w:rFonts w:ascii="Times New Roman" w:hAnsi="Times New Roman" w:eastAsia="宋体"/>
+              </w:rPr>
+              <w:t>Result、Constants</w:t>
+            </w:r>
+          </w:p>
+        </w:tc>
+        <w:tc>
+          <w:tcPr>
+            <w:tcW w:type="dxa" w:w="2880"/>
+          </w:tcPr>
+          <w:p>
+            <w:r/>
+            <w:r>
+              <w:rPr>
+                <w:rFonts w:ascii="Times New Roman" w:hAnsi="Times New Roman" w:eastAsia="宋体"/>
+              </w:rPr>
+              <w:t>code、msg、data 与业务码定义</w:t>
+            </w:r>
+          </w:p>
+        </w:tc>
+      </w:tr>
+      <w:tr>
+        <w:tc>
+          <w:tcPr>
+            <w:tcW w:type="dxa" w:w="2880"/>
+          </w:tcPr>
+          <w:p>
+            <w:r/>
+            <w:r>
+              <w:rPr>
+                <w:rFonts w:ascii="Times New Roman" w:hAnsi="Times New Roman" w:eastAsia="宋体"/>
+              </w:rPr>
+              <w:t>全局异常</w:t>
+            </w:r>
+          </w:p>
+        </w:tc>
+        <w:tc>
+          <w:tcPr>
+            <w:tcW w:type="dxa" w:w="2880"/>
+          </w:tcPr>
+          <w:p>
+            <w:r/>
+            <w:r>
+              <w:rPr>
+                <w:rFonts w:ascii="Times New Roman" w:hAnsi="Times New Roman" w:eastAsia="宋体"/>
+              </w:rPr>
+              <w:t>GlobalExceptionHandler、ServiceException、RiskBlockedException</w:t>
+            </w:r>
+          </w:p>
+        </w:tc>
+        <w:tc>
+          <w:tcPr>
+            <w:tcW w:type="dxa" w:w="2880"/>
+          </w:tcPr>
+          <w:p>
+            <w:r/>
+            <w:r>
+              <w:rPr>
+                <w:rFonts w:ascii="Times New Roman" w:hAnsi="Times New Roman" w:eastAsia="宋体"/>
+              </w:rPr>
+              <w:t>业务与风控异常统一包装，风控异常带 data</w:t>
+            </w:r>
+          </w:p>
+        </w:tc>
+      </w:tr>
+      <w:tr>
+        <w:tc>
+          <w:tcPr>
+            <w:tcW w:type="dxa" w:w="2880"/>
+          </w:tcPr>
+          <w:p>
+            <w:r/>
+            <w:r>
+              <w:rPr>
+                <w:rFonts w:ascii="Times New Roman" w:hAnsi="Times New Roman" w:eastAsia="宋体"/>
+              </w:rPr>
+              <w:t>规则键与开关</w:t>
+            </w:r>
+          </w:p>
+        </w:tc>
+        <w:tc>
+          <w:tcPr>
+            <w:tcW w:type="dxa" w:w="2880"/>
+          </w:tcPr>
+          <w:p>
+            <w:r/>
+            <w:r>
+              <w:rPr>
+                <w:rFonts w:ascii="Times New Roman" w:hAnsi="Times New Roman" w:eastAsia="宋体"/>
+              </w:rPr>
+              <w:t>RuleKeys、EnhanceProperties</w:t>
+            </w:r>
+          </w:p>
+        </w:tc>
+        <w:tc>
+          <w:tcPr>
+            <w:tcW w:type="dxa" w:w="2880"/>
+          </w:tcPr>
+          <w:p>
+            <w:r/>
+            <w:r>
+              <w:rPr>
+                <w:rFonts w:ascii="Times New Roman" w:hAnsi="Times New Roman" w:eastAsia="宋体"/>
+              </w:rPr>
+              <w:t>预约、信用、活跃度权重与风控参数键；缓存、限流、计分与风控开关</w:t>
+            </w:r>
+          </w:p>
+        </w:tc>
+      </w:tr>
+      <w:tr>
+        <w:tc>
+          <w:tcPr>
+            <w:tcW w:type="dxa" w:w="2880"/>
+          </w:tcPr>
+          <w:p>
+            <w:r/>
+            <w:r>
+              <w:rPr>
+                <w:rFonts w:ascii="Times New Roman" w:hAnsi="Times New Roman" w:eastAsia="宋体"/>
+              </w:rPr>
+              <w:t>缓存</w:t>
+            </w:r>
+          </w:p>
+        </w:tc>
+        <w:tc>
+          <w:tcPr>
+            <w:tcW w:type="dxa" w:w="2880"/>
+          </w:tcPr>
+          <w:p>
+            <w:r/>
+            <w:r>
+              <w:rPr>
+                <w:rFonts w:ascii="Times New Roman" w:hAnsi="Times New Roman" w:eastAsia="宋体"/>
+              </w:rPr>
+              <w:t>CacheService</w:t>
+            </w:r>
+          </w:p>
+        </w:tc>
+        <w:tc>
+          <w:tcPr>
+            <w:tcW w:type="dxa" w:w="2880"/>
+          </w:tcPr>
+          <w:p>
+            <w:r/>
+            <w:r>
+              <w:rPr>
+                <w:rFonts w:ascii="Times New Roman" w:hAnsi="Times New Roman" w:eastAsia="宋体"/>
+              </w:rPr>
+              <w:t>Redis 优先、进程内回退、前缀失效、异常后暂停重试 30 秒</w:t>
+            </w:r>
+          </w:p>
+        </w:tc>
+      </w:tr>
+      <w:tr>
+        <w:tc>
+          <w:tcPr>
+            <w:tcW w:type="dxa" w:w="2880"/>
+          </w:tcPr>
+          <w:p>
+            <w:r/>
+            <w:r>
+              <w:rPr>
+                <w:rFonts w:ascii="Times New Roman" w:hAnsi="Times New Roman" w:eastAsia="宋体"/>
+              </w:rPr>
+              <w:t>限流</w:t>
+            </w:r>
+          </w:p>
+        </w:tc>
+        <w:tc>
+          <w:tcPr>
+            <w:tcW w:type="dxa" w:w="2880"/>
+          </w:tcPr>
+          <w:p>
+            <w:r/>
+            <w:r>
+              <w:rPr>
+                <w:rFonts w:ascii="Times New Roman" w:hAnsi="Times New Roman" w:eastAsia="宋体"/>
+              </w:rPr>
+              <w:t>RateLimitService</w:t>
+            </w:r>
+          </w:p>
+        </w:tc>
+        <w:tc>
+          <w:tcPr>
+            <w:tcW w:type="dxa" w:w="2880"/>
+          </w:tcPr>
+          <w:p>
+            <w:r/>
+            <w:r>
+              <w:rPr>
+                <w:rFonts w:ascii="Times New Roman" w:hAnsi="Times New Roman" w:eastAsia="宋体"/>
+              </w:rPr>
+              <w:t>固定窗口计数、场景与用户维度、阈值可配</w:t>
+            </w:r>
+          </w:p>
+        </w:tc>
+      </w:tr>
+      <w:tr>
+        <w:tc>
+          <w:tcPr>
+            <w:tcW w:type="dxa" w:w="2880"/>
+          </w:tcPr>
+          <w:p>
+            <w:r/>
+            <w:r>
+              <w:rPr>
+                <w:rFonts w:ascii="Times New Roman" w:hAnsi="Times New Roman" w:eastAsia="宋体"/>
+              </w:rPr>
+              <w:t>定时任务</w:t>
+            </w:r>
+          </w:p>
+        </w:tc>
+        <w:tc>
+          <w:tcPr>
+            <w:tcW w:type="dxa" w:w="2880"/>
+          </w:tcPr>
+          <w:p>
+            <w:r/>
+            <w:r>
+              <w:rPr>
+                <w:rFonts w:ascii="Times New Roman" w:hAnsi="Times New Roman" w:eastAsia="宋体"/>
+              </w:rPr>
+              <w:t>BookingAutoFinishTask、CreditRestoreTask</w:t>
+            </w:r>
+          </w:p>
+        </w:tc>
+        <w:tc>
+          <w:tcPr>
+            <w:tcW w:type="dxa" w:w="2880"/>
+          </w:tcPr>
+          <w:p>
+            <w:r/>
+            <w:r>
+              <w:rPr>
+                <w:rFonts w:ascii="Times New Roman" w:hAnsi="Times New Roman" w:eastAsia="宋体"/>
+              </w:rPr>
+              <w:t>预约过期与当天结束释放、信用每日恢复</w:t>
+            </w:r>
+          </w:p>
+        </w:tc>
+      </w:tr>
+      <w:tr>
+        <w:tc>
+          <w:tcPr>
+            <w:tcW w:type="dxa" w:w="2880"/>
+          </w:tcPr>
+          <w:p>
+            <w:r/>
+            <w:r>
+              <w:rPr>
+                <w:rFonts w:ascii="Times New Roman" w:hAnsi="Times New Roman" w:eastAsia="宋体"/>
+              </w:rPr>
+              <w:t>种子数据</w:t>
+            </w:r>
+          </w:p>
+        </w:tc>
+        <w:tc>
+          <w:tcPr>
+            <w:tcW w:type="dxa" w:w="2880"/>
+          </w:tcPr>
+          <w:p>
+            <w:r/>
+            <w:r>
+              <w:rPr>
+                <w:rFonts w:ascii="Times New Roman" w:hAnsi="Times New Roman" w:eastAsia="宋体"/>
+              </w:rPr>
+              <w:t>DataInitializer</w:t>
+            </w:r>
+          </w:p>
+        </w:tc>
+        <w:tc>
+          <w:tcPr>
+            <w:tcW w:type="dxa" w:w="2880"/>
+          </w:tcPr>
+          <w:p>
+            <w:r/>
+            <w:r>
+              <w:rPr>
+                <w:rFonts w:ascii="Times New Roman" w:hAnsi="Times New Roman" w:eastAsia="宋体"/>
+              </w:rPr>
+              <w:t>空库写入管理员与演示用户、五间琴房与乐器、十五条规则、公告与轮播</w:t>
+            </w:r>
+          </w:p>
+        </w:tc>
+      </w:tr>
+      <w:tr>
+        <w:tc>
+          <w:tcPr>
+            <w:tcW w:type="dxa" w:w="2880"/>
+          </w:tcPr>
+          <w:p>
+            <w:r/>
+            <w:r>
+              <w:rPr>
+                <w:rFonts w:ascii="Times New Roman" w:hAnsi="Times New Roman" w:eastAsia="宋体"/>
+              </w:rPr>
+              <w:t>数据库脚本</w:t>
+            </w:r>
+          </w:p>
+        </w:tc>
+        <w:tc>
+          <w:tcPr>
+            <w:tcW w:type="dxa" w:w="2880"/>
+          </w:tcPr>
+          <w:p>
+            <w:r/>
+            <w:r>
+              <w:rPr>
+                <w:rFonts w:ascii="Times New Roman" w:hAnsi="Times New Roman" w:eastAsia="宋体"/>
+              </w:rPr>
+              <w:t>docs/schema.sql 与 backend/sql 三个迁移脚本</w:t>
+            </w:r>
+          </w:p>
+        </w:tc>
+        <w:tc>
+          <w:tcPr>
+            <w:tcW w:type="dxa" w:w="2880"/>
+          </w:tcPr>
+          <w:p>
+            <w:r/>
+            <w:r>
+              <w:rPr>
+                <w:rFonts w:ascii="Times New Roman" w:hAnsi="Times New Roman" w:eastAsia="宋体"/>
+              </w:rPr>
+              <w:t>建库建表、索引补强、阶段 B 规则补种、唯一约束修正</w:t>
+            </w:r>
+          </w:p>
+        </w:tc>
+      </w:tr>
+    </w:tbl>
+    <w:p>
+      <w:pPr>
+        <w:spacing w:before="160"/>
+      </w:pPr>
+      <w:r>
+        <w:rPr>
+          <w:rFonts w:ascii="Times New Roman" w:hAnsi="Times New Roman" w:eastAsia="宋体"/>
+          <w:b/>
+          <w:sz w:val="26"/>
+        </w:rPr>
+        <w:t>10.5 前端工程清单</w:t>
+      </w:r>
+    </w:p>
+    <w:tbl>
+      <w:tblPr>
+        <w:tblStyle w:val="TableGrid"/>
+        <w:tblW w:type="auto" w:w="0"/>
+        <w:tblLook w:firstColumn="1" w:firstRow="1" w:lastColumn="0" w:lastRow="0" w:noHBand="0" w:noVBand="1" w:val="04A0"/>
+      </w:tblPr>
+      <w:tblGrid>
+        <w:gridCol w:w="2880"/>
+        <w:gridCol w:w="2880"/>
+        <w:gridCol w:w="2880"/>
+      </w:tblGrid>
+      <w:tr>
+        <w:tc>
+          <w:tcPr>
+            <w:tcW w:type="dxa" w:w="2880"/>
+          </w:tcPr>
+          <w:p>
+            <w:r/>
+            <w:r>
+              <w:rPr>
+                <w:rFonts w:ascii="Times New Roman" w:hAnsi="Times New Roman" w:eastAsia="宋体"/>
+                <w:b/>
+              </w:rPr>
+              <w:t>工程</w:t>
+            </w:r>
+          </w:p>
+        </w:tc>
+        <w:tc>
+          <w:tcPr>
+            <w:tcW w:type="dxa" w:w="2880"/>
+          </w:tcPr>
+          <w:p>
+            <w:r/>
+            <w:r>
+              <w:rPr>
+                <w:rFonts w:ascii="Times New Roman" w:hAnsi="Times New Roman" w:eastAsia="宋体"/>
+                <w:b/>
+              </w:rPr>
+              <w:t>页面与文件</w:t>
+            </w:r>
+          </w:p>
+        </w:tc>
+        <w:tc>
+          <w:tcPr>
+            <w:tcW w:type="dxa" w:w="2880"/>
+          </w:tcPr>
+          <w:p>
+            <w:r/>
+            <w:r>
+              <w:rPr>
+                <w:rFonts w:ascii="Times New Roman" w:hAnsi="Times New Roman" w:eastAsia="宋体"/>
+                <w:b/>
+              </w:rPr>
+              <w:t>说明</w:t>
+            </w:r>
+          </w:p>
+        </w:tc>
+      </w:tr>
+      <w:tr>
+        <w:tc>
+          <w:tcPr>
+            <w:tcW w:type="dxa" w:w="2880"/>
+          </w:tcPr>
+          <w:p>
+            <w:r/>
+            <w:r>
+              <w:rPr>
+                <w:rFonts w:ascii="Times New Roman" w:hAnsi="Times New Roman" w:eastAsia="宋体"/>
+              </w:rPr>
+              <w:t>用户端 user-web 5173</w:t>
+            </w:r>
+          </w:p>
+        </w:tc>
+        <w:tc>
+          <w:tcPr>
+            <w:tcW w:type="dxa" w:w="2880"/>
+          </w:tcPr>
+          <w:p>
+            <w:r/>
+            <w:r>
+              <w:rPr>
+                <w:rFonts w:ascii="Times New Roman" w:hAnsi="Times New Roman" w:eastAsia="宋体"/>
+              </w:rPr>
+              <w:t>登录、首页、琴房列表、琴房详情、我的预约、我的关注、消息、个人中心、反馈、排行榜</w:t>
+            </w:r>
+          </w:p>
+        </w:tc>
+        <w:tc>
+          <w:tcPr>
+            <w:tcW w:type="dxa" w:w="2880"/>
+          </w:tcPr>
+          <w:p>
+            <w:r/>
+            <w:r>
+              <w:rPr>
+                <w:rFonts w:ascii="Times New Roman" w:hAnsi="Times New Roman" w:eastAsia="宋体"/>
+              </w:rPr>
+              <w:t>路由与请求封装、时间工具、预约表单与风控提示、排行榜开关控制</w:t>
+            </w:r>
+          </w:p>
+        </w:tc>
+      </w:tr>
+      <w:tr>
+        <w:tc>
+          <w:tcPr>
+            <w:tcW w:type="dxa" w:w="2880"/>
+          </w:tcPr>
+          <w:p>
+            <w:r/>
+            <w:r>
+              <w:rPr>
+                <w:rFonts w:ascii="Times New Roman" w:hAnsi="Times New Roman" w:eastAsia="宋体"/>
+              </w:rPr>
+              <w:t>管理端 admin-web 5174</w:t>
+            </w:r>
+          </w:p>
+        </w:tc>
+        <w:tc>
+          <w:tcPr>
+            <w:tcW w:type="dxa" w:w="2880"/>
+          </w:tcPr>
+          <w:p>
+            <w:r/>
+            <w:r>
+              <w:rPr>
+                <w:rFonts w:ascii="Times New Roman" w:hAnsi="Times New Roman" w:eastAsia="宋体"/>
+              </w:rPr>
+              <w:t>登录、统计概览、用户、琴房、预约、规则、信用、内容、反馈与布局组件</w:t>
+            </w:r>
+          </w:p>
+        </w:tc>
+        <w:tc>
+          <w:tcPr>
+            <w:tcW w:type="dxa" w:w="2880"/>
+          </w:tcPr>
+          <w:p>
+            <w:r/>
+            <w:r>
+              <w:rPr>
+                <w:rFonts w:ascii="Times New Roman" w:hAnsi="Times New Roman" w:eastAsia="宋体"/>
+              </w:rPr>
+              <w:t>管理端接口封装、规则与参数表单、数据表格与状态处理</w:t>
+            </w:r>
+          </w:p>
+        </w:tc>
+      </w:tr>
+    </w:tbl>
+    <w:p>
+      <w:pPr>
+        <w:spacing w:before="160"/>
+      </w:pPr>
+      <w:r>
+        <w:rPr>
+          <w:rFonts w:ascii="Times New Roman" w:hAnsi="Times New Roman" w:eastAsia="宋体"/>
+          <w:b/>
+          <w:sz w:val="26"/>
+        </w:rPr>
+        <w:t>10.6 代码规模统计</w:t>
+      </w:r>
+    </w:p>
+    <w:tbl>
+      <w:tblPr>
+        <w:tblStyle w:val="TableGrid"/>
+        <w:tblW w:type="auto" w:w="0"/>
+        <w:tblLook w:firstColumn="1" w:firstRow="1" w:lastColumn="0" w:lastRow="0" w:noHBand="0" w:noVBand="1" w:val="04A0"/>
+      </w:tblPr>
+      <w:tblGrid>
+        <w:gridCol w:w="4320"/>
+        <w:gridCol w:w="4320"/>
+      </w:tblGrid>
+      <w:tr>
+        <w:tc>
+          <w:tcPr>
+            <w:tcW w:type="dxa" w:w="4320"/>
+          </w:tcPr>
+          <w:p>
+            <w:r/>
+            <w:r>
+              <w:rPr>
+                <w:rFonts w:ascii="Times New Roman" w:hAnsi="Times New Roman" w:eastAsia="宋体"/>
+                <w:b/>
+              </w:rPr>
+              <w:t>项目</w:t>
+            </w:r>
+          </w:p>
+        </w:tc>
+        <w:tc>
+          <w:tcPr>
+            <w:tcW w:type="dxa" w:w="4320"/>
+          </w:tcPr>
+          <w:p>
+            <w:r/>
+            <w:r>
+              <w:rPr>
+                <w:rFonts w:ascii="Times New Roman" w:hAnsi="Times New Roman" w:eastAsia="宋体"/>
+                <w:b/>
+              </w:rPr>
+              <w:t>数量</w:t>
+            </w:r>
+          </w:p>
+        </w:tc>
+      </w:tr>
+      <w:tr>
+        <w:tc>
+          <w:tcPr>
+            <w:tcW w:type="dxa" w:w="4320"/>
+          </w:tcPr>
+          <w:p>
+            <w:r/>
+            <w:r>
+              <w:rPr>
+                <w:rFonts w:ascii="Times New Roman" w:hAnsi="Times New Roman" w:eastAsia="宋体"/>
+              </w:rPr>
+              <w:t>后端 Java 文件</w:t>
+            </w:r>
+          </w:p>
+        </w:tc>
+        <w:tc>
+          <w:tcPr>
+            <w:tcW w:type="dxa" w:w="4320"/>
+          </w:tcPr>
+          <w:p>
+            <w:r/>
+            <w:r>
+              <w:rPr>
+                <w:rFonts w:ascii="Times New Roman" w:hAnsi="Times New Roman" w:eastAsia="宋体"/>
+              </w:rPr>
+              <w:t>81 个，约 4700 行</w:t>
+            </w:r>
+          </w:p>
+        </w:tc>
+      </w:tr>
+      <w:tr>
+        <w:tc>
+          <w:tcPr>
+            <w:tcW w:type="dxa" w:w="4320"/>
+          </w:tcPr>
+          <w:p>
+            <w:r/>
+            <w:r>
+              <w:rPr>
+                <w:rFonts w:ascii="Times New Roman" w:hAnsi="Times New Roman" w:eastAsia="宋体"/>
+              </w:rPr>
+              <w:t>后端分层</w:t>
+            </w:r>
+          </w:p>
+        </w:tc>
+        <w:tc>
+          <w:tcPr>
+            <w:tcW w:type="dxa" w:w="4320"/>
+          </w:tcPr>
+          <w:p>
+            <w:r/>
+            <w:r>
+              <w:rPr>
+                <w:rFonts w:ascii="Times New Roman" w:hAnsi="Times New Roman" w:eastAsia="宋体"/>
+              </w:rPr>
+              <w:t>控制器 18、业务 20、数据层 22、公共与工具 13、配置 8</w:t>
+            </w:r>
+          </w:p>
+        </w:tc>
+      </w:tr>
+      <w:tr>
+        <w:tc>
+          <w:tcPr>
+            <w:tcW w:type="dxa" w:w="4320"/>
+          </w:tcPr>
+          <w:p>
+            <w:r/>
+            <w:r>
+              <w:rPr>
+                <w:rFonts w:ascii="Times New Roman" w:hAnsi="Times New Roman" w:eastAsia="宋体"/>
+              </w:rPr>
+              <w:t>前端 Vue 组件</w:t>
+            </w:r>
+          </w:p>
+        </w:tc>
+        <w:tc>
+          <w:tcPr>
+            <w:tcW w:type="dxa" w:w="4320"/>
+          </w:tcPr>
+          <w:p>
+            <w:r/>
+            <w:r>
+              <w:rPr>
+                <w:rFonts w:ascii="Times New Roman" w:hAnsi="Times New Roman" w:eastAsia="宋体"/>
+              </w:rPr>
+              <w:t>22 个，两个独立工程</w:t>
+            </w:r>
+          </w:p>
+        </w:tc>
+      </w:tr>
+      <w:tr>
+        <w:tc>
+          <w:tcPr>
+            <w:tcW w:type="dxa" w:w="4320"/>
+          </w:tcPr>
+          <w:p>
+            <w:r/>
+            <w:r>
+              <w:rPr>
+                <w:rFonts w:ascii="Times New Roman" w:hAnsi="Times New Roman" w:eastAsia="宋体"/>
+              </w:rPr>
+              <w:t>数据库表</w:t>
+            </w:r>
+          </w:p>
+        </w:tc>
+        <w:tc>
+          <w:tcPr>
+            <w:tcW w:type="dxa" w:w="4320"/>
+          </w:tcPr>
+          <w:p>
+            <w:r/>
+            <w:r>
+              <w:rPr>
+                <w:rFonts w:ascii="Times New Roman" w:hAnsi="Times New Roman" w:eastAsia="宋体"/>
+              </w:rPr>
+              <w:t>11 张，含索引 7 个与唯一约束 3 个</w:t>
+            </w:r>
+          </w:p>
+        </w:tc>
+      </w:tr>
+      <w:tr>
+        <w:tc>
+          <w:tcPr>
+            <w:tcW w:type="dxa" w:w="4320"/>
+          </w:tcPr>
+          <w:p>
+            <w:r/>
+            <w:r>
+              <w:rPr>
+                <w:rFonts w:ascii="Times New Roman" w:hAnsi="Times New Roman" w:eastAsia="宋体"/>
+              </w:rPr>
+              <w:t>接口分组</w:t>
+            </w:r>
+          </w:p>
+        </w:tc>
+        <w:tc>
+          <w:tcPr>
+            <w:tcW w:type="dxa" w:w="4320"/>
+          </w:tcPr>
+          <w:p>
+            <w:r/>
+            <w:r>
+              <w:rPr>
+                <w:rFonts w:ascii="Times New Roman" w:hAnsi="Times New Roman" w:eastAsia="宋体"/>
+              </w:rPr>
+              <w:t>17 组，用户端 9 组与管理端 8 组</w:t>
+            </w:r>
+          </w:p>
+        </w:tc>
+      </w:tr>
+      <w:tr>
+        <w:tc>
+          <w:tcPr>
+            <w:tcW w:type="dxa" w:w="4320"/>
+          </w:tcPr>
+          <w:p>
+            <w:r/>
+            <w:r>
+              <w:rPr>
+                <w:rFonts w:ascii="Times New Roman" w:hAnsi="Times New Roman" w:eastAsia="宋体"/>
+              </w:rPr>
+              <w:t>脚本</w:t>
+            </w:r>
+          </w:p>
+        </w:tc>
+        <w:tc>
+          <w:tcPr>
+            <w:tcW w:type="dxa" w:w="4320"/>
+          </w:tcPr>
+          <w:p>
+            <w:r/>
+            <w:r>
+              <w:rPr>
+                <w:rFonts w:ascii="Times New Roman" w:hAnsi="Times New Roman" w:eastAsia="宋体"/>
+              </w:rPr>
+              <w:t>验收脚本 1 个 19 项断言、压测脚本 1 个、迁移脚本 3 个</w:t>
+            </w:r>
+          </w:p>
+        </w:tc>
+      </w:tr>
+    </w:tbl>
+    <w:p>
+      <w:pPr>
+        <w:spacing w:before="160"/>
+      </w:pPr>
+      <w:r>
+        <w:rPr>
+          <w:rFonts w:ascii="Times New Roman" w:hAnsi="Times New Roman" w:eastAsia="宋体"/>
+          <w:b/>
+          <w:sz w:val="26"/>
+        </w:rPr>
+        <w:t>10.7 阅读建议</w:t>
+      </w:r>
+    </w:p>
+    <w:p>
+      <w:pPr>
+        <w:pStyle w:val="ListNumber"/>
+        <w:spacing w:line="300" w:lineRule="auto"/>
+      </w:pPr>
+      <w:r>
+        <w:rPr>
+          <w:rFonts w:ascii="Times New Roman" w:hAnsi="Times New Roman" w:eastAsia="宋体"/>
+        </w:rPr>
+        <w:t>先看 config 与 common 了解启动与统一约定，再看 controller 理解接口边界。</w:t>
+      </w:r>
+    </w:p>
+    <w:p>
+      <w:pPr>
+        <w:pStyle w:val="ListNumber"/>
+        <w:spacing w:line="300" w:lineRule="auto"/>
+      </w:pPr>
+      <w:r>
+        <w:rPr>
+          <w:rFonts w:ascii="Times New Roman" w:hAnsi="Times New Roman" w:eastAsia="宋体"/>
+        </w:rPr>
+        <w:t>重点读 BookingServiceImpl、RiskService、ActivityService、CacheService 四个类，覆盖预约核心、风控、计分与缓存。</w:t>
+      </w:r>
+    </w:p>
+    <w:p>
+      <w:pPr>
+        <w:pStyle w:val="ListNumber"/>
+        <w:spacing w:line="300" w:lineRule="auto"/>
+      </w:pPr>
+      <w:r>
+        <w:rPr>
+          <w:rFonts w:ascii="Times New Roman" w:hAnsi="Times New Roman" w:eastAsia="宋体"/>
+        </w:rPr>
+        <w:t>数据库细节看 docs/schema.sql 与 docs/架构说明.md 第三章。</w:t>
+      </w:r>
+    </w:p>
+    <w:p>
+      <w:pPr>
+        <w:pStyle w:val="ListNumber"/>
+        <w:spacing w:line="300" w:lineRule="auto"/>
+      </w:pPr>
+      <w:r>
+        <w:rPr>
+          <w:rFonts w:ascii="Times New Roman" w:hAnsi="Times New Roman" w:eastAsia="宋体"/>
+        </w:rPr>
+        <w:t>接口约定看 docs/接口清单.md v0.5，权限与拦截看 JwtInterceptor。</w:t>
+      </w:r>
+    </w:p>
     <w:sectPr>
       <w:pgSz w:w="12240" w:h="15840"/>
       <w:pgMar w:top="1440" w:right="1800" w:bottom="1440" w:left="1800" w:header="720" w:footer="720" w:gutter="0"/>

--- a/docs/项目概况与答辩准备.docx
+++ b/docs/项目概况与答辩准备.docx
@@ -48,7 +48,7 @@
           <w:rFonts w:ascii="Times New Roman" w:hAnsi="Times New Roman" w:eastAsia="宋体"/>
           <w:sz w:val="21"/>
         </w:rPr>
-        <w:t>2026-09-10　对应提交 5ccab63</w:t>
+        <w:t>2026-09-17　对应提交 ef24e0c</w:t>
       </w:r>
     </w:p>
     <w:p>
@@ -232,7 +232,7 @@
         <w:rPr>
           <w:rFonts w:ascii="Times New Roman" w:hAnsi="Times New Roman" w:eastAsia="宋体"/>
         </w:rPr>
-        <w:t>v1 功能全部完成并集成验收，验收脚本 19 项断言通过。</w:t>
+        <w:t>当前版本与阶段 A、B、C 全部完成并验收，验收脚本 34 项断言通过，后端单元测试 101 项且整体行覆盖率 30.8%。</w:t>
       </w:r>
     </w:p>
     <w:p>
@@ -439,7 +439,7 @@
               <w:rPr>
                 <w:rFonts w:ascii="Times New Roman" w:hAnsi="Times New Roman" w:eastAsia="宋体"/>
               </w:rPr>
-              <w:t>11 张业务表，utf8mb4</w:t>
+              <w:t>14 张业务表，utf8mb4</w:t>
             </w:r>
           </w:p>
         </w:tc>
@@ -2640,7 +2640,7 @@
         <w:rPr>
           <w:rFonts w:ascii="Times New Roman" w:hAnsi="Times New Roman" w:eastAsia="宋体"/>
         </w:rPr>
-        <w:t>以接口级验收脚本为主，覆盖注册改密、权限区分、预约冲突、退约空出提醒共 19 项断言；另有压测脚本量化缓存收益，并抽查管理端接口与权限拦截。</w:t>
+        <w:t>分三层：后端单元测试 101 项覆盖业务规则、限流、缓存、风控、事件与鉴权，整体行覆盖率 30.8%；验收脚本 34 项断言覆盖注册改密、权限区分、预约冲突、退约提醒、减分暂停、规则生效与事件总线；并发压测脚本量化缓存与吞吐收益；另有压测脚本量化缓存收益，并抽查管理端接口与权限拦截。</w:t>
       </w:r>
     </w:p>
     <w:p>
@@ -2712,7 +2712,7 @@
         <w:rPr>
           <w:rFonts w:ascii="Times New Roman" w:hAnsi="Times New Roman" w:eastAsia="宋体"/>
         </w:rPr>
-        <w:t>未登录接口限流、缓存击穿保护、前缀失效改用 SCAN、并发压测验收，以及阶段 C 的消息队列与提醒异步化，另有四条后续版本需求。</w:t>
+        <w:t>阶段 D 的可约区间变更、用户周配额与用户端头像，用户端公告弹窗与轮播裁剪接入；上线前需完成邮件通道、凭据外置与安全加固；本需求。</w:t>
       </w:r>
     </w:p>
     <w:p>
@@ -2857,7 +2857,7 @@
               <w:rPr>
                 <w:rFonts w:ascii="Times New Roman" w:hAnsi="Times New Roman" w:eastAsia="宋体"/>
               </w:rPr>
-              <w:t>11 张</w:t>
+              <w:t>14 张</w:t>
             </w:r>
           </w:p>
         </w:tc>
@@ -3119,7 +3119,7 @@
         <w:rPr>
           <w:rFonts w:ascii="Times New Roman" w:hAnsi="Times New Roman" w:eastAsia="宋体"/>
         </w:rPr>
-        <w:t>被问失败与不足：如实说明未登录限流、缓存击穿保护、并发压测与阶段 C 尚未完成，并给出计划。</w:t>
+        <w:t>被问失败与不足：如实说明阶段 D 尚未实现、覆盖率仍以核心路径为主、邮件通道未接入，并给出上线准备清单。</w:t>
       </w:r>
     </w:p>
     <w:p>
@@ -3449,7 +3449,7 @@
               <w:rPr>
                 <w:rFonts w:ascii="Times New Roman" w:hAnsi="Times New Roman" w:eastAsia="宋体"/>
               </w:rPr>
-              <w:t>11 张表的实体与 Mapper，含房间行锁注解 SQL</w:t>
+              <w:t>14 张表的实体与 Mapper，含房间行锁注解 SQL</w:t>
             </w:r>
           </w:p>
         </w:tc>
@@ -5247,7 +5247,7 @@
               <w:rPr>
                 <w:rFonts w:ascii="Times New Roman" w:hAnsi="Times New Roman" w:eastAsia="宋体"/>
               </w:rPr>
-              <w:t>11 张，含索引 7 个与唯一约束 3 个</w:t>
+              <w:t>14 张，含索引 7 个与唯一约束 3 个</w:t>
             </w:r>
           </w:p>
         </w:tc>
@@ -5371,7 +5371,134 @@
         <w:rPr>
           <w:rFonts w:ascii="Times New Roman" w:hAnsi="Times New Roman" w:eastAsia="宋体"/>
         </w:rPr>
-        <w:t>接口约定看 docs/接口清单.md v0.5，权限与拦截看 JwtInterceptor。</w:t>
+        <w:t>接口约定看 docs/接口清单.md v0.8，权限与拦截看 JwtInterceptor。</w:t>
+      </w:r>
+    </w:p>
+    <w:p>
+      <w:r>
+        <w:br w:type="page"/>
+      </w:r>
+    </w:p>
+    <w:p>
+      <w:r>
+        <w:t>第十一章　阶段 C 事件总线与消息可靠投递</w:t>
+      </w:r>
+    </w:p>
+    <w:p>
+      <w:r>
+        <w:t>11.1 要解决的问题</w:t>
+      </w:r>
+    </w:p>
+    <w:p>
+      <w:r>
+        <w:t>退约提醒原先在退约事务内同步写站内消息，关注者多时拖慢退约接口，消息写失败还会导致整个退约回滚。阶段 C 改为事件驱动异步投递，同时保证消息不丢、不重，并在中间件不可用时降级。</w:t>
+      </w:r>
+    </w:p>
+    <w:p>
+      <w:r>
+        <w:t>11.2 设计要点</w:t>
+      </w:r>
+    </w:p>
+    <w:p>
+      <w:pPr>
+        <w:pStyle w:val="ListNumber"/>
+      </w:pPr>
+      <w:r>
+        <w:t>事件化：退约只发布 booking.cancelled 事件，携带琴房、日期与时段完整快照，消费者不回查数据库。</w:t>
+      </w:r>
+    </w:p>
+    <w:p>
+      <w:pPr>
+        <w:pStyle w:val="ListNumber"/>
+      </w:pPr>
+      <w:r>
+        <w:t>可靠投递：事件与业务状态变更在同一事务内写入本地消息表，事务提交后才投递到消息队列；投递失败保留待投状态，由定时任务按退避间隔重投。</w:t>
+      </w:r>
+    </w:p>
+    <w:p>
+      <w:pPr>
+        <w:pStyle w:val="ListNumber"/>
+      </w:pPr>
+      <w:r>
+        <w:t>消费幂等：消费者以 eventId 主键去重并手动确认，重复投递直接确认丢弃，重投不会产生重复提醒。</w:t>
+      </w:r>
+    </w:p>
+    <w:p>
+      <w:pPr>
+        <w:pStyle w:val="ListNumber"/>
+      </w:pPr>
+      <w:r>
+        <w:t>失败兜底：业务异常不重回队列，转入死信队列后按独立次数上限重投，超过上限确认丢弃，避免消息在两个队列之间无限循环。</w:t>
+      </w:r>
+    </w:p>
+    <w:p>
+      <w:pPr>
+        <w:pStyle w:val="ListNumber"/>
+      </w:pPr>
+      <w:r>
+        <w:t>不可用降级：消息队列不可达或开关关闭时快速失败并同步执行提醒，同时落一条来源为 degraded 的记录供对账；队列停机不影响应用启动与预约主链路。</w:t>
+      </w:r>
+    </w:p>
+    <w:p>
+      <w:pPr>
+        <w:pStyle w:val="ListNumber"/>
+      </w:pPr>
+      <w:r>
+        <w:t>可观测：管理端事件概览接口返回运行模式、本地消息表计数、死信深度与事件计数；broker 不可达时相关字段返回空值而不报错。</w:t>
+      </w:r>
+    </w:p>
+    <w:p>
+      <w:r>
+        <w:t>11.3 实测结论</w:t>
+      </w:r>
+    </w:p>
+    <w:p>
+      <w:pPr>
+        <w:pStyle w:val="ListNumber"/>
+      </w:pPr>
+      <w:r>
+        <w:t>正常态：退约后关注者经消息队列收到空出提醒，概览显示异步模式且已投递计数增加。</w:t>
+      </w:r>
+    </w:p>
+    <w:p>
+      <w:pPr>
+        <w:pStyle w:val="ListNumber"/>
+      </w:pPr>
+      <w:r>
+        <w:t>降级态：停掉消息队列后重复退约流程，提醒仍即时送达，概览显示降级模式且页面只提示不报错。</w:t>
+      </w:r>
+    </w:p>
+    <w:p>
+      <w:pPr>
+        <w:pStyle w:val="ListNumber"/>
+      </w:pPr>
+      <w:r>
+        <w:t>死信链路：构造非法消息验证其进入死信队列，并按次数上限重投与丢弃，重投计数正确。</w:t>
+      </w:r>
+    </w:p>
+    <w:p>
+      <w:r>
+        <w:t>11.4 对应答辩问题</w:t>
+      </w:r>
+    </w:p>
+    <w:p>
+      <w:r>
+        <w:t>问题 21：消息如何保证不丢。答：事件与业务同事务写入本地消息表，提交后投递，失败重投。</w:t>
+      </w:r>
+    </w:p>
+    <w:p>
+      <w:r>
+        <w:t>问题 22：消息如何保证不重复。答：消费端以 eventId 幂等去重，重复投递直接确认丢弃。</w:t>
+      </w:r>
+    </w:p>
+    <w:p>
+      <w:r>
+        <w:t>问题 23：消息队列挂了系统还能用吗。答：能，发布方快速失败并同步执行提醒，概览显示降级模式。</w:t>
+      </w:r>
+    </w:p>
+    <w:p>
+      <w:r>
+        <w:t>问题 24：为什么不用事务消息或直接双写。答：事务消息依赖中间件特性且本项目中间件可关，双写存在部分失败问题，本地消息表是通用且可降级的选择。</w:t>
       </w:r>
     </w:p>
     <w:sectPr>

--- a/docs/项目概况与答辩准备.docx
+++ b/docs/项目概况与答辩准备.docx
@@ -122,7 +122,7 @@
         <w:rPr>
           <w:rFonts w:ascii="Times New Roman" w:hAnsi="Times New Roman" w:eastAsia="宋体"/>
         </w:rPr>
-        <w:t>v1.1 增强：阶段 A 缓存、限流、索引与连接池调优；阶段 B 活跃度排行榜与临近取消风控。</w:t>
+        <w:t>缓存、限流、索引与连接池调优；活跃度排行榜与临近取消风控。</w:t>
       </w:r>
     </w:p>
     <w:p>
@@ -183,7 +183,7 @@
         <w:rPr>
           <w:rFonts w:ascii="Times New Roman" w:hAnsi="Times New Roman" w:eastAsia="宋体"/>
         </w:rPr>
-        <w:t>v1.1 阶段承担：阶段 A 缓存与限流后端、阶段 B 排行榜与风控后端设计与实现。</w:t>
+        <w:t>我的承担：缓存与限流后端、排行榜与风控后端的设计与实现。</w:t>
       </w:r>
     </w:p>
     <w:p>
@@ -232,7 +232,7 @@
         <w:rPr>
           <w:rFonts w:ascii="Times New Roman" w:hAnsi="Times New Roman" w:eastAsia="宋体"/>
         </w:rPr>
-        <w:t>当前版本与阶段 A、B、C 全部完成并验收，验收脚本 34 项断言通过，后端单元测试 101 项且整体行覆盖率 30.8%。</w:t>
+        <w:t>全部功能完成并验收：验收脚本 34 项断言通过，后端单元测试 101 项，整体行覆盖率 30.8%。</w:t>
       </w:r>
     </w:p>
     <w:p>
@@ -244,7 +244,7 @@
         <w:rPr>
           <w:rFonts w:ascii="Times New Roman" w:hAnsi="Times New Roman" w:eastAsia="宋体"/>
         </w:rPr>
-        <w:t>阶段 A 验收：读接口 P50 下降约 26% 至 29%，缓存失效与限流均实测通过。</w:t>
+        <w:t>性能验收：读接口 P50 下降约 26% 至 29%，缓存失效与限流均实测通过。</w:t>
       </w:r>
     </w:p>
     <w:p>
@@ -256,19 +256,7 @@
         <w:rPr>
           <w:rFonts w:ascii="Times New Roman" w:hAnsi="Times New Roman" w:eastAsia="宋体"/>
         </w:rPr>
-        <w:t>阶段 B 验收：排行榜计分与脱敏正确，临近取消三次后拉黑，第四次预约返回 409 与解除时间。</w:t>
-      </w:r>
-    </w:p>
-    <w:p>
-      <w:pPr>
-        <w:pStyle w:val="ListNumber"/>
-        <w:spacing w:line="300" w:lineRule="auto"/>
-      </w:pPr>
-      <w:r>
-        <w:rPr>
-          <w:rFonts w:ascii="Times New Roman" w:hAnsi="Times New Roman" w:eastAsia="宋体"/>
-        </w:rPr>
-        <w:t>待做：阶段 C 的 MQ 与提醒异步化，以及四条后续需求，含注册唯一性、格式限制、改密找回统一、缓存一致性与高并发保护。</w:t>
+        <w:t>排行榜与风控验收：计分与脱敏正确，临近取消三次后拉黑，第四次预约返回 409 与解除时间。</w:t>
       </w:r>
     </w:p>
     <w:p>
@@ -2110,7 +2098,7 @@
         <w:rPr>
           <w:rFonts w:ascii="Times New Roman" w:hAnsi="Times New Roman" w:eastAsia="宋体"/>
         </w:rPr>
-        <w:t>契约版本：v0.2 冻结基线，v0.3 增补我的预约与关注返回琴房名称，v0.4 补限流语义，v0.5 冻结阶段 B 排行榜与风控接口。</w:t>
+        <w:t>契约版本：当前 v0.8，新增或变更先评审并更新文档再实现。</w:t>
       </w:r>
     </w:p>
     <w:p>
@@ -2183,7 +2171,7 @@
         <w:rPr>
           <w:rFonts w:ascii="Times New Roman" w:hAnsi="Times New Roman" w:eastAsia="宋体"/>
         </w:rPr>
-        <w:t>契约先行：接口清单评审后冻结，未冻结不实现；阶段 B 的八项待确认事项由我汇总并冻结为 v0.5。</w:t>
+        <w:t>契约先行：接口清单评审后冻结，未冻结不实现；评审结论由我汇总并冻结版本。</w:t>
       </w:r>
     </w:p>
     <w:p>
@@ -2448,7 +2436,7 @@
         <w:rPr>
           <w:rFonts w:ascii="Times New Roman" w:hAnsi="Times New Roman" w:eastAsia="宋体"/>
         </w:rPr>
-        <w:t>当前依赖短有效期与失效策略，尚未实现单飞重建与空值缓存，已作为后续需求登记，计划以互斥重建加空值缓存补齐。</w:t>
+        <w:t>已实现键级单飞：热点键失效瞬间的并发回源合并为一次查询，避免瞬时打满数据库。</w:t>
       </w:r>
     </w:p>
     <w:p>
@@ -2664,7 +2652,7 @@
         <w:rPr>
           <w:rFonts w:ascii="Times New Roman" w:hAnsi="Times New Roman" w:eastAsia="宋体"/>
         </w:rPr>
-        <w:t>难点集中在并发一致性与缓存一致性，以及退约与提醒的状态流转；我负责数据库与契约设计、预约核心实现、阶段 A 与 B 的后端设计实现，以及集成验收与文档主线。</w:t>
+        <w:t>难点集中在并发一致性与缓存一致性，以及退约与提醒的状态流转；我负责数据库与契约设计、预约核心实现、缓存限流与排行榜风控的后端设计与实现，以及集成验收与文档主线。</w:t>
       </w:r>
     </w:p>
     <w:p>
@@ -2762,7 +2750,7 @@
         <w:rPr>
           <w:rFonts w:ascii="Times New Roman" w:hAnsi="Times New Roman" w:eastAsia="宋体"/>
         </w:rPr>
-        <w:t>阶段 B 增强：排行榜分数随行为变化、临近取消三次触发风控与 409 提示。</w:t>
+        <w:t>排行榜：分数随行为变化、昵称脱敏、管理员不上榜；临近取消三次触发风控并返回 409 提示。</w:t>
       </w:r>
     </w:p>
     <w:p>
@@ -2774,7 +2762,7 @@
         <w:rPr>
           <w:rFonts w:ascii="Times New Roman" w:hAnsi="Times New Roman" w:eastAsia="宋体"/>
         </w:rPr>
-        <w:t>阶段 A 增强可选：缓存命中表现与限流 429。</w:t>
+        <w:t>性能增强可选：缓存命中表现与限流 429。</w:t>
       </w:r>
     </w:p>
     <w:p>
@@ -3119,7 +3107,7 @@
         <w:rPr>
           <w:rFonts w:ascii="Times New Roman" w:hAnsi="Times New Roman" w:eastAsia="宋体"/>
         </w:rPr>
-        <w:t>被问失败与不足：如实说明阶段 D 尚未实现、覆盖率仍以核心路径为主、邮件通道未接入，并给出上线准备清单。</w:t>
+        <w:t>被问失败与不足：如实说明管理端的可约区间变更与用户配额尚未实现、覆盖率以核心路径为主、邮件通道未接入，并给出上线准备清单。</w:t>
       </w:r>
     </w:p>
     <w:p>
@@ -4911,7 +4899,7 @@
               <w:rPr>
                 <w:rFonts w:ascii="Times New Roman" w:hAnsi="Times New Roman" w:eastAsia="宋体"/>
               </w:rPr>
-              <w:t>建库建表、索引补强、阶段 B 规则补种、唯一约束修正</w:t>
+              <w:t>建库建表、索引补强、规则参数补种、唯一约束修正</w:t>
             </w:r>
           </w:p>
         </w:tc>
@@ -5381,7 +5369,7 @@
     </w:p>
     <w:p>
       <w:r>
-        <w:t>第十一章　阶段 C 事件总线与消息可靠投递</w:t>
+        <w:t>第十一章　事件总线与消息可靠投递</w:t>
       </w:r>
     </w:p>
     <w:p>
@@ -5391,7 +5379,7 @@
     </w:p>
     <w:p>
       <w:r>
-        <w:t>退约提醒原先在退约事务内同步写站内消息，关注者多时拖慢退约接口，消息写失败还会导致整个退约回滚。阶段 C 改为事件驱动异步投递，同时保证消息不丢、不重，并在中间件不可用时降级。</w:t>
+        <w:t>退约提醒原先在退约事务内同步写站内消息，关注者多时拖慢退约接口，消息写失败还会导致整个退约回滚。改为事件驱动异步投递，同时保证消息不丢、不重，并在中间件不可用时降级。</w:t>
       </w:r>
     </w:p>
     <w:p>
